--- a/002-maze-madness/worksheets/extension-piston-logic-beginner.docx
+++ b/002-maze-madness/worksheets/extension-piston-logic-beginner.docx
@@ -13,7 +13,7 @@
           <w:b/>
           <w:sz w:val="40"/>
         </w:rPr>
-        <w:t>🧩 M002 Extension 2 — Worksheet (Beginner)</w:t>
+        <w:t>🧩 M002 Extension 2 — Piston &amp; Logic Maze</w:t>
       </w:r>
     </w:p>
     <w:p>
@@ -28,7 +28,7 @@
         <w:t>Topic:</w:t>
       </w:r>
       <w:r>
-        <w:t xml:space="preserve"> Two Pistons + AND Conditions · </w:t>
+        <w:t xml:space="preserve"> Two Pistons + AND · </w:t>
       </w:r>
       <w:r>
         <w:rPr>
@@ -55,7 +55,7 @@
         <w:t>Time:</w:t>
       </w:r>
       <w:r>
-        <w:t xml:space="preserve"> about 35 minutes</w:t>
+        <w:t xml:space="preserve"> about 30 minutes</w:t>
       </w:r>
     </w:p>
     <w:p>
@@ -64,16 +64,7 @@
         <w:keepLines/>
       </w:pPr>
       <w:r>
-        <w:t xml:space="preserve">This is a </w:t>
-      </w:r>
-      <w:r>
-        <w:rPr>
-          <w:b/>
-        </w:rPr>
-        <w:t>challenge</w:t>
-      </w:r>
-      <w:r>
-        <w:t xml:space="preserve"> for students who finished the weekly mazes. The agent follows a </w:t>
+        <w:t xml:space="preserve">The agent walks a </w:t>
       </w:r>
       <w:r>
         <w:rPr>
@@ -82,25 +73,7 @@
         <w:t>redstone trail</w:t>
       </w:r>
       <w:r>
-        <w:t xml:space="preserve">. Sometimes it must check </w:t>
-      </w:r>
-      <w:r>
-        <w:rPr>
-          <w:b/>
-        </w:rPr>
-        <w:t>two things at once</w:t>
-      </w:r>
-      <w:r>
-        <w:t xml:space="preserve"> (this is called </w:t>
-      </w:r>
-      <w:r>
-        <w:rPr>
-          <w:b/>
-        </w:rPr>
-        <w:t>AND</w:t>
-      </w:r>
-      <w:r>
-        <w:t xml:space="preserve">). Twice in the maze it flips a </w:t>
+        <w:t xml:space="preserve">. It flips a </w:t>
       </w:r>
       <w:r>
         <w:rPr>
@@ -109,7 +82,7 @@
         <w:t>lever</w:t>
       </w:r>
       <w:r>
-        <w:t xml:space="preserve"> to power a </w:t>
+        <w:t xml:space="preserve"> to open a </w:t>
       </w:r>
       <w:r>
         <w:rPr>
@@ -118,16 +91,7 @@
         <w:t>piston</w:t>
       </w:r>
       <w:r>
-        <w:t xml:space="preserve"> that opens the way. Your goal: get the agent through the </w:t>
-      </w:r>
-      <w:r>
-        <w:rPr>
-          <w:b/>
-        </w:rPr>
-        <w:t>whole maze</w:t>
-      </w:r>
-      <w:r>
-        <w:t>.</w:t>
+        <w:t xml:space="preserve"> gate. Get it to the end.</w:t>
       </w:r>
     </w:p>
     <w:p>
@@ -143,7 +107,7 @@
           <w:color w:val="1A4D2E"/>
           <w:sz w:val="30"/>
         </w:rPr>
-        <w:t>1 · Read the Chat Commands 🎛️</w:t>
+        <w:t>1 · Chat Words 🎛️</w:t>
       </w:r>
     </w:p>
     <w:p>
@@ -152,16 +116,7 @@
         <w:keepLines/>
       </w:pPr>
       <w:r>
-        <w:t xml:space="preserve">A chat command binds a </w:t>
-      </w:r>
-      <w:r>
-        <w:rPr>
-          <w:b/>
-        </w:rPr>
-        <w:t>word</w:t>
-      </w:r>
-      <w:r>
-        <w:t xml:space="preserve"> to an action. When you type that word in chat, the agent does it.</w:t>
+        <w:t>A word makes the agent move.</w:t>
       </w:r>
     </w:p>
     <w:p>
@@ -177,9 +132,9 @@
           <w:rFonts w:ascii="Consolas" w:hAnsi="Consolas" w:cs="Consolas"/>
           <w:sz w:val="21"/>
         </w:rPr>
-        <w:t>when you type "r":</w:t>
+        <w:t>type "r":</w:t>
         <w:br/>
-        <w:t xml:space="preserve">    agent turns right</w:t>
+        <w:t xml:space="preserve">    turn right</w:t>
       </w:r>
     </w:p>
     <w:p>
@@ -191,10 +146,10 @@
         <w:rPr>
           <w:b/>
         </w:rPr>
-        <w:t>You type `r`. What does the agent do? Circle one:</w:t>
+        <w:t>You type `r`. Circle one:</w:t>
       </w:r>
       <w:r>
-        <w:t xml:space="preserve"> turns left · turns right · jumps</w:t>
+        <w:t xml:space="preserve"> turn left · turn right · jump</w:t>
       </w:r>
     </w:p>
     <w:p>
@@ -249,9 +204,9 @@
           <w:rFonts w:ascii="Consolas" w:hAnsi="Consolas" w:cs="Consolas"/>
           <w:sz w:val="21"/>
         </w:rPr>
-        <w:t>when you type "rl":</w:t>
+        <w:t>type "rl":</w:t>
         <w:br/>
-        <w:t xml:space="preserve">    agent teleports back to you</w:t>
+        <w:t xml:space="preserve">    come back to you</w:t>
       </w:r>
     </w:p>
     <w:p>
@@ -263,7 +218,7 @@
         <w:rPr>
           <w:b/>
         </w:rPr>
-        <w:t>You type `rl`. Where does the agent go? Circle one:</w:t>
+        <w:t>You type `rl`. Circle one:</w:t>
       </w:r>
       <w:r>
         <w:t xml:space="preserve"> to the goal · back to you · nowhere</w:t>
@@ -345,7 +300,7 @@
         <w:t>both</w:t>
       </w:r>
       <w:r>
-        <w:t xml:space="preserve"> things are true. Read each line and answer.</w:t>
+        <w:t xml:space="preserve"> are true.</w:t>
       </w:r>
     </w:p>
     <w:p>
@@ -361,7 +316,7 @@
           <w:rFonts w:ascii="Consolas" w:hAnsi="Consolas" w:cs="Consolas"/>
           <w:sz w:val="21"/>
         </w:rPr>
-        <w:t>if redstone on left AND redstone ahead:</w:t>
+        <w:t>if redstone left AND redstone ahead:</w:t>
         <w:br/>
         <w:t xml:space="preserve">    turn left</w:t>
       </w:r>
@@ -375,7 +330,7 @@
         <w:rPr>
           <w:b/>
         </w:rPr>
-        <w:t>There is redstone on the left, but NOT ahead. Does the agent turn left? Circle one:</w:t>
+        <w:t>Redstone is left, but NOT ahead. Turn left? Circle one:</w:t>
       </w:r>
       <w:r>
         <w:t xml:space="preserve"> yes · no</w:t>
@@ -429,84 +384,10 @@
         <w:rPr>
           <w:b/>
         </w:rPr>
-        <w:t>There is redstone on the left AND redstone ahead. Does the agent turn left? Circle one:</w:t>
+        <w:t>Redstone is left AND ahead. Turn left? Circle one:</w:t>
       </w:r>
       <w:r>
         <w:t xml:space="preserve"> yes · no</w:t>
-      </w:r>
-    </w:p>
-    <w:p>
-      <w:pPr>
-        <w:spacing w:after="0" w:before="0" w:line="520" w:lineRule="exact"/>
-        <w:keepNext/>
-        <w:keepLines/>
-        <w:pBdr>
-          <w:bottom w:val="single" w:sz="6" w:space="1" w:color="C9C9C9"/>
-        </w:pBdr>
-      </w:pPr>
-      <w:r>
-        <w:t xml:space="preserve"> </w:t>
-      </w:r>
-    </w:p>
-    <w:p>
-      <w:pPr>
-        <w:spacing w:after="0" w:before="0" w:line="520" w:lineRule="exact"/>
-        <w:keepNext/>
-        <w:keepLines/>
-        <w:pBdr>
-          <w:bottom w:val="single" w:sz="6" w:space="1" w:color="C9C9C9"/>
-        </w:pBdr>
-      </w:pPr>
-      <w:r>
-        <w:t xml:space="preserve"> </w:t>
-      </w:r>
-    </w:p>
-    <w:p>
-      <w:pPr>
-        <w:spacing w:after="0" w:before="0" w:line="520" w:lineRule="exact"/>
-        <w:keepNext w:val="0"/>
-        <w:keepLines/>
-        <w:pBdr>
-          <w:bottom w:val="single" w:sz="6" w:space="1" w:color="C9C9C9"/>
-        </w:pBdr>
-      </w:pPr>
-      <w:r>
-        <w:t xml:space="preserve"> </w:t>
-      </w:r>
-    </w:p>
-    <w:p>
-      <w:pPr>
-        <w:spacing w:before="40" w:after="160"/>
-        <w:ind w:left="288"/>
-        <w:keepNext/>
-        <w:keepLines/>
-        <w:shd w:val="clear" w:fill="F4F4F4"/>
-      </w:pPr>
-      <w:r>
-        <w:rPr>
-          <w:rFonts w:ascii="Consolas" w:hAnsi="Consolas" w:cs="Consolas"/>
-          <w:sz w:val="21"/>
-        </w:rPr>
-        <w:t>if block ahead:</w:t>
-        <w:br/>
-        <w:t xml:space="preserve">    flip the lever</w:t>
-        <w:br/>
-        <w:t xml:space="preserve">    move forward</w:t>
-      </w:r>
-    </w:p>
-    <w:p>
-      <w:pPr>
-        <w:keepNext/>
-        <w:keepLines/>
-      </w:pPr>
-      <w:r>
-        <w:rPr>
-          <w:b/>
-        </w:rPr>
-        <w:t>A block is in the way (a piston gate). What does the agent do first? Circle one:</w:t>
-      </w:r>
-      <w:r>
-        <w:t xml:space="preserve"> flip the lever · move back · stop</w:t>
       </w:r>
     </w:p>
     <w:p>
@@ -561,7 +442,7 @@
           <w:color w:val="1A4D2E"/>
           <w:sz w:val="30"/>
         </w:rPr>
-        <w:t>3 · Find the Difference 🐛</w:t>
+        <w:t>3 · Fill the Gap ✏️</w:t>
       </w:r>
     </w:p>
     <w:p>
@@ -570,31 +451,16 @@
         <w:keepLines/>
       </w:pPr>
       <w:r>
-        <w:t>Each pair shows clean steps first, then a broken version. Circle what's different and write one short sentence about the bug.</w:t>
-      </w:r>
-    </w:p>
-    <w:p>
-      <w:pPr>
-        <w:keepNext/>
-        <w:keepLines/>
-      </w:pPr>
-      <w:r>
-        <w:rPr>
-          <w:b/>
-        </w:rPr>
-        <w:t>Pair A</w:t>
-      </w:r>
-      <w:r>
-        <w:t xml:space="preserve"> — The agent should turn left only when there is redstone on the left </w:t>
+        <w:t xml:space="preserve">Turn left only when </w:t>
       </w:r>
       <w:r>
         <w:rPr>
           <w:b/>
         </w:rPr>
-        <w:t>AND</w:t>
+        <w:t>both</w:t>
       </w:r>
       <w:r>
-        <w:t xml:space="preserve"> ahead.</w:t>
+        <w:t xml:space="preserve"> are true. Pick the word.</w:t>
       </w:r>
     </w:p>
     <w:p>
@@ -610,29 +476,7 @@
           <w:rFonts w:ascii="Consolas" w:hAnsi="Consolas" w:cs="Consolas"/>
           <w:sz w:val="21"/>
         </w:rPr>
-        <w:t># clean</w:t>
-        <w:br/>
-        <w:t>if redstone on left AND redstone ahead:</w:t>
-        <w:br/>
-        <w:t xml:space="preserve">    turn left</w:t>
-      </w:r>
-    </w:p>
-    <w:p>
-      <w:pPr>
-        <w:spacing w:before="40" w:after="160"/>
-        <w:ind w:left="288"/>
-        <w:keepNext/>
-        <w:keepLines/>
-        <w:shd w:val="clear" w:fill="F4F4F4"/>
-      </w:pPr>
-      <w:r>
-        <w:rPr>
-          <w:rFonts w:ascii="Consolas" w:hAnsi="Consolas" w:cs="Consolas"/>
-          <w:sz w:val="21"/>
-        </w:rPr>
-        <w:t># buggy</w:t>
-        <w:br/>
-        <w:t>if redstone on left OR redstone ahead:</w:t>
+        <w:t>if redstone left ____ redstone ahead:</w:t>
         <w:br/>
         <w:t xml:space="preserve">    turn left</w:t>
       </w:r>
@@ -646,46 +490,29 @@
         <w:rPr>
           <w:b/>
         </w:rPr>
-        <w:t>What is wrong? With OR, how many of the two does the agent need?</w:t>
+        <w:t>Word bank:</w:t>
       </w:r>
-    </w:p>
-    <w:p>
-      <w:pPr>
-        <w:spacing w:after="0" w:before="0" w:line="520" w:lineRule="exact"/>
-        <w:keepNext/>
-        <w:keepLines/>
-        <w:pBdr>
-          <w:bottom w:val="single" w:sz="6" w:space="1" w:color="C9C9C9"/>
-        </w:pBdr>
-      </w:pPr>
       <w:r>
         <w:t xml:space="preserve"> </w:t>
       </w:r>
-    </w:p>
-    <w:p>
-      <w:pPr>
-        <w:spacing w:after="0" w:before="0" w:line="520" w:lineRule="exact"/>
-        <w:keepNext/>
-        <w:keepLines/>
-        <w:pBdr>
-          <w:bottom w:val="single" w:sz="6" w:space="1" w:color="C9C9C9"/>
-        </w:pBdr>
-      </w:pPr>
       <w:r>
-        <w:t xml:space="preserve"> </w:t>
+        <w:rPr>
+          <w:rFonts w:ascii="Consolas" w:hAnsi="Consolas" w:cs="Consolas"/>
+          <w:sz w:val="21"/>
+          <w:shd w:val="clear" w:fill="EEEEEE"/>
+        </w:rPr>
+        <w:t>AND</w:t>
       </w:r>
-    </w:p>
-    <w:p>
-      <w:pPr>
-        <w:spacing w:after="0" w:before="0" w:line="520" w:lineRule="exact"/>
-        <w:keepNext w:val="0"/>
-        <w:keepLines/>
-        <w:pBdr>
-          <w:bottom w:val="single" w:sz="6" w:space="1" w:color="C9C9C9"/>
-        </w:pBdr>
-      </w:pPr>
       <w:r>
-        <w:t xml:space="preserve"> </w:t>
+        <w:t xml:space="preserve"> · </w:t>
+      </w:r>
+      <w:r>
+        <w:rPr>
+          <w:rFonts w:ascii="Consolas" w:hAnsi="Consolas" w:cs="Consolas"/>
+          <w:sz w:val="21"/>
+          <w:shd w:val="clear" w:fill="EEEEEE"/>
+        </w:rPr>
+        <w:t>OR</w:t>
       </w:r>
     </w:p>
     <w:p>
@@ -697,75 +524,7 @@
         <w:rPr>
           <w:b/>
         </w:rPr>
-        <w:t>Pair B</w:t>
-      </w:r>
-      <w:r>
-        <w:t xml:space="preserve"> — At a piston gate the agent should flip the lever </w:t>
-      </w:r>
-      <w:r>
-        <w:rPr>
-          <w:b/>
-        </w:rPr>
-        <w:t>first</w:t>
-      </w:r>
-      <w:r>
-        <w:t>, then cross.</w:t>
-      </w:r>
-    </w:p>
-    <w:p>
-      <w:pPr>
-        <w:spacing w:before="40" w:after="160"/>
-        <w:ind w:left="288"/>
-        <w:keepNext/>
-        <w:keepLines/>
-        <w:shd w:val="clear" w:fill="F4F4F4"/>
-      </w:pPr>
-      <w:r>
-        <w:rPr>
-          <w:rFonts w:ascii="Consolas" w:hAnsi="Consolas" w:cs="Consolas"/>
-          <w:sz w:val="21"/>
-        </w:rPr>
-        <w:t># clean</w:t>
-        <w:br/>
-        <w:t>flip the lever</w:t>
-        <w:br/>
-        <w:t>move forward</w:t>
-        <w:br/>
-        <w:t>move forward</w:t>
-      </w:r>
-    </w:p>
-    <w:p>
-      <w:pPr>
-        <w:spacing w:before="40" w:after="160"/>
-        <w:ind w:left="288"/>
-        <w:keepNext/>
-        <w:keepLines/>
-        <w:shd w:val="clear" w:fill="F4F4F4"/>
-      </w:pPr>
-      <w:r>
-        <w:rPr>
-          <w:rFonts w:ascii="Consolas" w:hAnsi="Consolas" w:cs="Consolas"/>
-          <w:sz w:val="21"/>
-        </w:rPr>
-        <w:t># buggy</w:t>
-        <w:br/>
-        <w:t>move forward</w:t>
-        <w:br/>
-        <w:t>move forward</w:t>
-        <w:br/>
-        <w:t>flip the lever</w:t>
-      </w:r>
-    </w:p>
-    <w:p>
-      <w:pPr>
-        <w:keepNext/>
-        <w:keepLines/>
-      </w:pPr>
-      <w:r>
-        <w:rPr>
-          <w:b/>
-        </w:rPr>
-        <w:t>What is wrong? What does the agent hit if the lever is not flipped yet?</w:t>
+        <w:t>Write it:</w:t>
       </w:r>
     </w:p>
     <w:p>
@@ -820,7 +579,7 @@
           <w:color w:val="1A4D2E"/>
           <w:sz w:val="30"/>
         </w:rPr>
-        <w:t>4 · Fill the Gap ✏️</w:t>
+        <w:t>4 · Finish the Maze 📸</w:t>
       </w:r>
     </w:p>
     <w:p>
@@ -829,155 +588,7 @@
         <w:keepLines/>
       </w:pPr>
       <w:r>
-        <w:t xml:space="preserve">The agent should turn left only when </w:t>
-      </w:r>
-      <w:r>
-        <w:rPr>
-          <w:b/>
-        </w:rPr>
-        <w:t>both</w:t>
-      </w:r>
-      <w:r>
-        <w:t xml:space="preserve"> are true. One word is missing. Fill it in from the word bank.</w:t>
-      </w:r>
-    </w:p>
-    <w:p>
-      <w:pPr>
-        <w:spacing w:before="40" w:after="160"/>
-        <w:ind w:left="288"/>
-        <w:keepNext/>
-        <w:keepLines/>
-        <w:shd w:val="clear" w:fill="F4F4F4"/>
-      </w:pPr>
-      <w:r>
-        <w:rPr>
-          <w:rFonts w:ascii="Consolas" w:hAnsi="Consolas" w:cs="Consolas"/>
-          <w:sz w:val="21"/>
-        </w:rPr>
-        <w:t>if redstone on left ____ redstone ahead:</w:t>
-        <w:br/>
-        <w:t xml:space="preserve">    turn left</w:t>
-      </w:r>
-    </w:p>
-    <w:p>
-      <w:pPr>
-        <w:keepNext/>
-        <w:keepLines/>
-      </w:pPr>
-      <w:r>
-        <w:rPr>
-          <w:b/>
-        </w:rPr>
-        <w:t>Word bank:</w:t>
-      </w:r>
-      <w:r>
-        <w:t xml:space="preserve"> </w:t>
-      </w:r>
-      <w:r>
-        <w:rPr>
-          <w:rFonts w:ascii="Consolas" w:hAnsi="Consolas" w:cs="Consolas"/>
-          <w:sz w:val="21"/>
-          <w:shd w:val="clear" w:fill="EEEEEE"/>
-        </w:rPr>
-        <w:t>AND</w:t>
-      </w:r>
-      <w:r>
-        <w:t xml:space="preserve"> · </w:t>
-      </w:r>
-      <w:r>
-        <w:rPr>
-          <w:rFonts w:ascii="Consolas" w:hAnsi="Consolas" w:cs="Consolas"/>
-          <w:sz w:val="21"/>
-          <w:shd w:val="clear" w:fill="EEEEEE"/>
-        </w:rPr>
-        <w:t>OR</w:t>
-      </w:r>
-      <w:r>
-        <w:t xml:space="preserve"> · </w:t>
-      </w:r>
-      <w:r>
-        <w:rPr>
-          <w:rFonts w:ascii="Consolas" w:hAnsi="Consolas" w:cs="Consolas"/>
-          <w:sz w:val="21"/>
-          <w:shd w:val="clear" w:fill="EEEEEE"/>
-        </w:rPr>
-        <w:t>NOT</w:t>
-      </w:r>
-    </w:p>
-    <w:p>
-      <w:pPr>
-        <w:keepNext/>
-        <w:keepLines/>
-      </w:pPr>
-      <w:r>
-        <w:rPr>
-          <w:b/>
-        </w:rPr>
-        <w:t>Write the missing word:</w:t>
-      </w:r>
-    </w:p>
-    <w:p>
-      <w:pPr>
-        <w:spacing w:after="0" w:before="0" w:line="520" w:lineRule="exact"/>
-        <w:keepNext/>
-        <w:keepLines/>
-        <w:pBdr>
-          <w:bottom w:val="single" w:sz="6" w:space="1" w:color="C9C9C9"/>
-        </w:pBdr>
-      </w:pPr>
-      <w:r>
-        <w:t xml:space="preserve"> </w:t>
-      </w:r>
-    </w:p>
-    <w:p>
-      <w:pPr>
-        <w:spacing w:after="0" w:before="0" w:line="520" w:lineRule="exact"/>
-        <w:keepNext/>
-        <w:keepLines/>
-        <w:pBdr>
-          <w:bottom w:val="single" w:sz="6" w:space="1" w:color="C9C9C9"/>
-        </w:pBdr>
-      </w:pPr>
-      <w:r>
-        <w:t xml:space="preserve"> </w:t>
-      </w:r>
-    </w:p>
-    <w:p>
-      <w:pPr>
-        <w:spacing w:after="0" w:before="0" w:line="520" w:lineRule="exact"/>
-        <w:keepNext w:val="0"/>
-        <w:keepLines/>
-        <w:pBdr>
-          <w:bottom w:val="single" w:sz="6" w:space="1" w:color="C9C9C9"/>
-        </w:pBdr>
-      </w:pPr>
-      <w:r>
-        <w:t xml:space="preserve"> </w:t>
-      </w:r>
-    </w:p>
-    <w:p>
-      <w:pPr>
-        <w:keepNext/>
-        <w:keepLines/>
-        <w:pageBreakBefore/>
-        <w:spacing w:before="40" w:after="120"/>
-      </w:pPr>
-      <w:r>
-        <w:rPr>
-          <w:b/>
-          <w:color w:val="1A4D2E"/>
-          <w:sz w:val="30"/>
-        </w:rPr>
-        <w:t>5 · Finish the Whole Maze 📸</w:t>
-      </w:r>
-    </w:p>
-    <w:p>
-      <w:pPr>
-        <w:keepNext/>
-        <w:keepLines/>
-      </w:pPr>
-      <w:r>
-        <w:t xml:space="preserve">Open the </w:t>
+        <w:t xml:space="preserve">Open </w:t>
       </w:r>
       <w:r>
         <w:rPr>
@@ -986,7 +597,7 @@
         <w:t>M002 EXT 2</w:t>
       </w:r>
       <w:r>
-        <w:t xml:space="preserve"> world. Type </w:t>
+        <w:t xml:space="preserve">. Type </w:t>
       </w:r>
       <w:r>
         <w:rPr>
@@ -997,16 +608,7 @@
         <w:t>run</w:t>
       </w:r>
       <w:r>
-        <w:t xml:space="preserve"> and watch the agent. The goal is to reach the </w:t>
-      </w:r>
-      <w:r>
-        <w:rPr>
-          <w:b/>
-        </w:rPr>
-        <w:t>very end</w:t>
-      </w:r>
-      <w:r>
-        <w:t xml:space="preserve"> — past both pistons. If it gets stuck, fix it and run again.</w:t>
+        <w:t>. Watch the agent. Goal: reach the end, past both pistons. Stuck? Run again.</w:t>
       </w:r>
     </w:p>
     <w:p>
@@ -1015,7 +617,7 @@
         <w:keepLines/>
       </w:pPr>
       <w:r>
-        <w:t>When the agent finishes, come back here. Send a photo or video of the agent at the goal, then explain what you did. Use these sentence starters — write 2 or 3 sentences.</w:t>
+        <w:t>Send a photo or video of the agent at the goal. Write 2 short lines.</w:t>
       </w:r>
     </w:p>
     <w:p>
@@ -1045,270 +647,7 @@
           <w:i/>
           <w:color w:val="444444"/>
         </w:rPr>
-        <w:t>An AND check means the agent needs …</w:t>
-      </w:r>
-    </w:p>
-    <w:p>
-      <w:pPr>
-        <w:keepNext/>
-        <w:keepLines/>
-        <w:spacing w:after="60"/>
-        <w:ind w:left="504"/>
-      </w:pPr>
-      <w:r>
-        <w:rPr>
-          <w:i/>
-          <w:color w:val="444444"/>
-        </w:rPr>
-        <w:t>The hardest part was …</w:t>
-      </w:r>
-    </w:p>
-    <w:p>
-      <w:pPr>
-        <w:spacing w:after="0" w:before="0" w:line="520" w:lineRule="exact"/>
-        <w:keepNext/>
-        <w:keepLines/>
-        <w:pBdr>
-          <w:bottom w:val="single" w:sz="6" w:space="1" w:color="C9C9C9"/>
-        </w:pBdr>
-      </w:pPr>
-      <w:r>
-        <w:t xml:space="preserve"> </w:t>
-      </w:r>
-    </w:p>
-    <w:p>
-      <w:pPr>
-        <w:spacing w:after="0" w:before="0" w:line="520" w:lineRule="exact"/>
-        <w:keepNext/>
-        <w:keepLines/>
-        <w:pBdr>
-          <w:bottom w:val="single" w:sz="6" w:space="1" w:color="C9C9C9"/>
-        </w:pBdr>
-      </w:pPr>
-      <w:r>
-        <w:t xml:space="preserve"> </w:t>
-      </w:r>
-    </w:p>
-    <w:p>
-      <w:pPr>
-        <w:spacing w:after="0" w:before="0" w:line="520" w:lineRule="exact"/>
-        <w:keepNext/>
-        <w:keepLines/>
-        <w:pBdr>
-          <w:bottom w:val="single" w:sz="6" w:space="1" w:color="C9C9C9"/>
-        </w:pBdr>
-      </w:pPr>
-      <w:r>
-        <w:t xml:space="preserve"> </w:t>
-      </w:r>
-    </w:p>
-    <w:p>
-      <w:pPr>
-        <w:spacing w:after="0" w:before="0" w:line="520" w:lineRule="exact"/>
-        <w:keepNext/>
-        <w:keepLines/>
-        <w:pBdr>
-          <w:bottom w:val="single" w:sz="6" w:space="1" w:color="C9C9C9"/>
-        </w:pBdr>
-      </w:pPr>
-      <w:r>
-        <w:t xml:space="preserve"> </w:t>
-      </w:r>
-    </w:p>
-    <w:p>
-      <w:pPr>
-        <w:spacing w:after="0" w:before="0" w:line="520" w:lineRule="exact"/>
-        <w:keepNext/>
-        <w:keepLines/>
-        <w:pBdr>
-          <w:bottom w:val="single" w:sz="6" w:space="1" w:color="C9C9C9"/>
-        </w:pBdr>
-      </w:pPr>
-      <w:r>
-        <w:t xml:space="preserve"> </w:t>
-      </w:r>
-    </w:p>
-    <w:p>
-      <w:pPr>
-        <w:spacing w:after="0" w:before="0" w:line="520" w:lineRule="exact"/>
-        <w:keepNext/>
-        <w:keepLines/>
-        <w:pBdr>
-          <w:bottom w:val="single" w:sz="6" w:space="1" w:color="C9C9C9"/>
-        </w:pBdr>
-      </w:pPr>
-      <w:r>
-        <w:t xml:space="preserve"> </w:t>
-      </w:r>
-    </w:p>
-    <w:p>
-      <w:pPr>
-        <w:spacing w:after="0" w:before="0" w:line="520" w:lineRule="exact"/>
-        <w:keepNext/>
-        <w:keepLines/>
-        <w:pBdr>
-          <w:bottom w:val="single" w:sz="6" w:space="1" w:color="C9C9C9"/>
-        </w:pBdr>
-      </w:pPr>
-      <w:r>
-        <w:t xml:space="preserve"> </w:t>
-      </w:r>
-    </w:p>
-    <w:p>
-      <w:pPr>
-        <w:spacing w:after="0" w:before="0" w:line="520" w:lineRule="exact"/>
-        <w:keepNext/>
-        <w:keepLines/>
-        <w:pBdr>
-          <w:bottom w:val="single" w:sz="6" w:space="1" w:color="C9C9C9"/>
-        </w:pBdr>
-      </w:pPr>
-      <w:r>
-        <w:t xml:space="preserve"> </w:t>
-      </w:r>
-    </w:p>
-    <w:p>
-      <w:pPr>
-        <w:spacing w:after="0" w:before="0" w:line="520" w:lineRule="exact"/>
-        <w:keepNext w:val="0"/>
-        <w:keepLines/>
-        <w:pBdr>
-          <w:bottom w:val="single" w:sz="6" w:space="1" w:color="C9C9C9"/>
-        </w:pBdr>
-      </w:pPr>
-      <w:r>
-        <w:t xml:space="preserve"> </w:t>
-      </w:r>
-    </w:p>
-    <w:p>
-      <w:pPr>
-        <w:keepNext/>
-        <w:keepLines/>
-        <w:pageBreakBefore/>
-        <w:spacing w:before="40" w:after="120"/>
-      </w:pPr>
-      <w:r>
-        <w:rPr>
-          <w:b/>
-          <w:color w:val="1A4D2E"/>
-          <w:sz w:val="30"/>
-        </w:rPr>
-        <w:t>6 · Record Your Walkthrough 🎥</w:t>
-      </w:r>
-    </w:p>
-    <w:p>
-      <w:pPr>
-        <w:keepNext/>
-        <w:keepLines/>
-      </w:pPr>
-      <w:r>
-        <w:t xml:space="preserve">Take a video on your phone (or a parent's phone) while the agent solves the whole maze. Talk like you are teaching a friend. Try to use these words: </w:t>
-      </w:r>
-      <w:r>
-        <w:rPr>
-          <w:b/>
-        </w:rPr>
-        <w:t>redstone</w:t>
-      </w:r>
-      <w:r>
-        <w:t xml:space="preserve">, </w:t>
-      </w:r>
-      <w:r>
-        <w:rPr>
-          <w:b/>
-        </w:rPr>
-        <w:t>AND</w:t>
-      </w:r>
-      <w:r>
-        <w:t xml:space="preserve">, </w:t>
-      </w:r>
-      <w:r>
-        <w:rPr>
-          <w:b/>
-        </w:rPr>
-        <w:t>piston</w:t>
-      </w:r>
-      <w:r>
-        <w:t xml:space="preserve">, </w:t>
-      </w:r>
-      <w:r>
-        <w:rPr>
-          <w:b/>
-        </w:rPr>
-        <w:t>lever</w:t>
-      </w:r>
-      <w:r>
-        <w:t>.</w:t>
-      </w:r>
-    </w:p>
-    <w:p>
-      <w:pPr>
-        <w:keepNext/>
-        <w:keepLines/>
-        <w:spacing w:after="60"/>
-        <w:ind w:left="864"/>
-      </w:pPr>
-      <w:r>
-        <w:t>1.  Show the maze and the redstone trail.</w:t>
-      </w:r>
-    </w:p>
-    <w:p>
-      <w:pPr>
-        <w:keepNext/>
-        <w:keepLines/>
-        <w:spacing w:after="60"/>
-        <w:ind w:left="864"/>
-      </w:pPr>
-      <w:r>
-        <w:t xml:space="preserve">2.  Type </w:t>
-      </w:r>
-      <w:r>
-        <w:rPr>
-          <w:rFonts w:ascii="Consolas" w:hAnsi="Consolas" w:cs="Consolas"/>
-          <w:sz w:val="21"/>
-          <w:shd w:val="clear" w:fill="EEEEEE"/>
-        </w:rPr>
-        <w:t>run</w:t>
-      </w:r>
-      <w:r>
-        <w:t xml:space="preserve"> and show the agent following it.</w:t>
-      </w:r>
-    </w:p>
-    <w:p>
-      <w:pPr>
-        <w:keepNext/>
-        <w:keepLines/>
-        <w:spacing w:after="60"/>
-        <w:ind w:left="864"/>
-      </w:pPr>
-      <w:r>
-        <w:t>3.  Show the agent flipping a lever to open a piston.</w:t>
-      </w:r>
-    </w:p>
-    <w:p>
-      <w:pPr>
-        <w:keepNext/>
-        <w:keepLines/>
-        <w:spacing w:after="60"/>
-        <w:ind w:left="864"/>
-      </w:pPr>
-      <w:r>
-        <w:t>4.  Show it reaching the goal.</w:t>
-      </w:r>
-    </w:p>
-    <w:p>
-      <w:pPr>
-        <w:keepNext/>
-        <w:keepLines/>
-      </w:pPr>
-      <w:r>
-        <w:rPr>
-          <w:b/>
-        </w:rPr>
-        <w:t>Write what you will say in your video.</w:t>
-      </w:r>
-      <w:r>
-        <w:t xml:space="preserve"> You can read from it while filming.</w:t>
+        <w:t>AND means the agent needs …</w:t>
       </w:r>
     </w:p>
     <w:p>
